--- a/skill8/skill8.docx
+++ b/skill8/skill8.docx
@@ -159,7 +159,7 @@
                     <pic:cNvPicPr/>
                   </pic:nvPicPr>
                   <pic:blipFill>
-                    <a:blip r:embed="rId4"/>
+                    <a:blip r:embed="rId6"/>
                     <a:stretch>
                       <a:fillRect/>
                     </a:stretch>
@@ -202,7 +202,7 @@
                     <pic:cNvPicPr/>
                   </pic:nvPicPr>
                   <pic:blipFill>
-                    <a:blip r:embed="rId5" cstate="print">
+                    <a:blip r:embed="rId7" cstate="print">
                       <a:extLst>
                         <a:ext uri="{28A0092B-C50C-407E-A947-70E740481C1C}">
                           <a14:useLocalDpi xmlns:a14="http://schemas.microsoft.com/office/drawing/2010/main" val="0"/>
@@ -248,7 +248,7 @@
                     <pic:cNvPicPr/>
                   </pic:nvPicPr>
                   <pic:blipFill>
-                    <a:blip r:embed="rId6"/>
+                    <a:blip r:embed="rId8"/>
                     <a:stretch>
                       <a:fillRect/>
                     </a:stretch>
@@ -276,7 +276,7 @@
         </w:rPr>
         <w:lastRenderedPageBreak/>
         <w:drawing>
-          <wp:inline distT="0" distB="0" distL="0" distR="0" wp14:anchorId="3CE26C6A" wp14:editId="62EDA5D2">
+          <wp:inline distT="0" distB="0" distL="0" distR="0" wp14:anchorId="3CE26C6A" wp14:editId="3AE29DF5">
             <wp:extent cx="5731510" cy="3223895"/>
             <wp:effectExtent l="0" t="0" r="2540" b="0"/>
             <wp:docPr id="1654866177" name="Picture 2"/>
@@ -291,7 +291,7 @@
                     <pic:cNvPicPr/>
                   </pic:nvPicPr>
                   <pic:blipFill>
-                    <a:blip r:embed="rId7" cstate="print">
+                    <a:blip r:embed="rId9" cstate="print">
                       <a:extLst>
                         <a:ext uri="{28A0092B-C50C-407E-A947-70E740481C1C}">
                           <a14:useLocalDpi xmlns:a14="http://schemas.microsoft.com/office/drawing/2010/main" val="0"/>
@@ -322,7 +322,7 @@
           <w:noProof/>
         </w:rPr>
         <w:drawing>
-          <wp:inline distT="0" distB="0" distL="0" distR="0" wp14:anchorId="296105A6" wp14:editId="5F65E421">
+          <wp:inline distT="0" distB="0" distL="0" distR="0" wp14:anchorId="296105A6" wp14:editId="0AE2D3C3">
             <wp:extent cx="5731510" cy="3223895"/>
             <wp:effectExtent l="0" t="0" r="2540" b="0"/>
             <wp:docPr id="1289108944" name="Picture 3"/>
@@ -337,7 +337,7 @@
                     <pic:cNvPicPr/>
                   </pic:nvPicPr>
                   <pic:blipFill>
-                    <a:blip r:embed="rId8" cstate="print">
+                    <a:blip r:embed="rId10" cstate="print">
                       <a:extLst>
                         <a:ext uri="{28A0092B-C50C-407E-A947-70E740481C1C}">
                           <a14:useLocalDpi xmlns:a14="http://schemas.microsoft.com/office/drawing/2010/main" val="0"/>
@@ -371,12 +371,17 @@
       <w:pPr>
         <w:pStyle w:val="Heading1"/>
       </w:pPr>
+      <w:proofErr w:type="spellStart"/>
       <w:r>
-        <w:t>Github Repo Link:</w:t>
+        <w:t>Github</w:t>
+      </w:r>
+      <w:proofErr w:type="spellEnd"/>
+      <w:r>
+        <w:t xml:space="preserve"> Repo Link:</w:t>
       </w:r>
     </w:p>
     <w:p>
-      <w:hyperlink r:id="rId9" w:history="1">
+      <w:hyperlink r:id="rId11" w:history="1">
         <w:r>
           <w:rPr>
             <w:rStyle w:val="Hyperlink"/>
@@ -387,6 +392,9 @@
     </w:p>
     <w:p>
       <w:r>
+        <w:rPr>
+          <w:noProof/>
+        </w:rPr>
         <w:lastRenderedPageBreak/>
         <w:drawing>
           <wp:inline distT="0" distB="0" distL="0" distR="0" wp14:anchorId="458F91FC" wp14:editId="7FC5B962">
@@ -404,7 +412,7 @@
                     <pic:cNvPicPr/>
                   </pic:nvPicPr>
                   <pic:blipFill>
-                    <a:blip r:embed="rId10"/>
+                    <a:blip r:embed="rId12"/>
                     <a:stretch>
                       <a:fillRect/>
                     </a:stretch>
@@ -426,6 +434,12 @@
       </w:r>
     </w:p>
     <w:sectPr>
+      <w:headerReference w:type="even" r:id="rId13"/>
+      <w:headerReference w:type="default" r:id="rId14"/>
+      <w:footerReference w:type="even" r:id="rId15"/>
+      <w:footerReference w:type="default" r:id="rId16"/>
+      <w:headerReference w:type="first" r:id="rId17"/>
+      <w:footerReference w:type="first" r:id="rId18"/>
       <w:pgSz w:w="11906" w:h="16838"/>
       <w:pgMar w:top="1440" w:right="1440" w:bottom="1440" w:left="1440" w:header="708" w:footer="708" w:gutter="0"/>
       <w:cols w:space="708"/>
@@ -433,6 +447,221 @@
     </w:sectPr>
   </w:body>
 </w:document>
+</file>
+
+<file path=word/endnotes.xml><?xml version="1.0" encoding="utf-8"?>
+<w:endnotes xmlns:wpc="http://schemas.microsoft.com/office/word/2010/wordprocessingCanvas" xmlns:cx="http://schemas.microsoft.com/office/drawing/2014/chartex" xmlns:cx1="http://schemas.microsoft.com/office/drawing/2015/9/8/chartex" xmlns:cx2="http://schemas.microsoft.com/office/drawing/2015/10/21/chartex" xmlns:cx3="http://schemas.microsoft.com/office/drawing/2016/5/9/chartex" xmlns:cx4="http://schemas.microsoft.com/office/drawing/2016/5/10/chartex" xmlns:cx5="http://schemas.microsoft.com/office/drawing/2016/5/11/chartex" xmlns:cx6="http://schemas.microsoft.com/office/drawing/2016/5/12/chartex" xmlns:cx7="http://schemas.microsoft.com/office/drawing/2016/5/13/chartex" xmlns:cx8="http://schemas.microsoft.com/office/drawing/2016/5/14/chartex" xmlns:mc="http://schemas.openxmlformats.org/markup-compatibility/2006" xmlns:aink="http://schemas.microsoft.com/office/drawing/2016/ink" xmlns:am3d="http://schemas.microsoft.com/office/drawing/2017/model3d" xmlns:o="urn:schemas-microsoft-com:office:office" xmlns:oel="http://schemas.microsoft.com/office/2019/extlst" xmlns:r="http://schemas.openxmlformats.org/officeDocument/2006/relationships" xmlns:m="http://schemas.openxmlformats.org/officeDocument/2006/math" xmlns:v="urn:schemas-microsoft-com:vml" xmlns:wp14="http://schemas.microsoft.com/office/word/2010/wordprocessingDrawing" xmlns:wp="http://schemas.openxmlformats.org/drawingml/2006/wordprocessingDrawing" xmlns:w10="urn:schemas-microsoft-com:office:word" xmlns:w="http://schemas.openxmlformats.org/wordprocessingml/2006/main" xmlns:w14="http://schemas.microsoft.com/office/word/2010/wordml" xmlns:w15="http://schemas.microsoft.com/office/word/2012/wordml" xmlns:w16cex="http://schemas.microsoft.com/office/word/2018/wordml/cex" xmlns:w16cid="http://schemas.microsoft.com/office/word/2016/wordml/cid" xmlns:w16="http://schemas.microsoft.com/office/word/2018/wordml" xmlns:w16du="http://schemas.microsoft.com/office/word/2023/wordml/word16du" xmlns:w16sdtdh="http://schemas.microsoft.com/office/word/2020/wordml/sdtdatahash" xmlns:w16sdtfl="http://schemas.microsoft.com/office/word/2024/wordml/sdtformatlock" xmlns:w16se="http://schemas.microsoft.com/office/word/2015/wordml/symex" xmlns:wpg="http://schemas.microsoft.com/office/word/2010/wordprocessingGroup" xmlns:wpi="http://schemas.microsoft.com/office/word/2010/wordprocessingInk" xmlns:wne="http://schemas.microsoft.com/office/word/2006/wordml" xmlns:wps="http://schemas.microsoft.com/office/word/2010/wordprocessingShape" mc:Ignorable="w14 w15 w16se w16cid w16 w16cex w16sdtdh w16sdtfl w16du wp14">
+  <w:endnote w:type="separator" w:id="-1">
+    <w:p>
+      <w:pPr>
+        <w:spacing w:after="0" w:line="240" w:lineRule="auto"/>
+      </w:pPr>
+      <w:r>
+        <w:separator/>
+      </w:r>
+    </w:p>
+  </w:endnote>
+  <w:endnote w:type="continuationSeparator" w:id="0">
+    <w:p>
+      <w:pPr>
+        <w:spacing w:after="0" w:line="240" w:lineRule="auto"/>
+      </w:pPr>
+      <w:r>
+        <w:continuationSeparator/>
+      </w:r>
+    </w:p>
+  </w:endnote>
+</w:endnotes>
+</file>
+
+<file path=word/footer1.xml><?xml version="1.0" encoding="utf-8"?>
+<w:ftr xmlns:wpc="http://schemas.microsoft.com/office/word/2010/wordprocessingCanvas" xmlns:cx="http://schemas.microsoft.com/office/drawing/2014/chartex" xmlns:cx1="http://schemas.microsoft.com/office/drawing/2015/9/8/chartex" xmlns:cx2="http://schemas.microsoft.com/office/drawing/2015/10/21/chartex" xmlns:cx3="http://schemas.microsoft.com/office/drawing/2016/5/9/chartex" xmlns:cx4="http://schemas.microsoft.com/office/drawing/2016/5/10/chartex" xmlns:cx5="http://schemas.microsoft.com/office/drawing/2016/5/11/chartex" xmlns:cx6="http://schemas.microsoft.com/office/drawing/2016/5/12/chartex" xmlns:cx7="http://schemas.microsoft.com/office/drawing/2016/5/13/chartex" xmlns:cx8="http://schemas.microsoft.com/office/drawing/2016/5/14/chartex" xmlns:mc="http://schemas.openxmlformats.org/markup-compatibility/2006" xmlns:aink="http://schemas.microsoft.com/office/drawing/2016/ink" xmlns:am3d="http://schemas.microsoft.com/office/drawing/2017/model3d" xmlns:o="urn:schemas-microsoft-com:office:office" xmlns:oel="http://schemas.microsoft.com/office/2019/extlst" xmlns:r="http://schemas.openxmlformats.org/officeDocument/2006/relationships" xmlns:m="http://schemas.openxmlformats.org/officeDocument/2006/math" xmlns:v="urn:schemas-microsoft-com:vml" xmlns:wp14="http://schemas.microsoft.com/office/word/2010/wordprocessingDrawing" xmlns:wp="http://schemas.openxmlformats.org/drawingml/2006/wordprocessingDrawing" xmlns:w10="urn:schemas-microsoft-com:office:word" xmlns:w="http://schemas.openxmlformats.org/wordprocessingml/2006/main" xmlns:w14="http://schemas.microsoft.com/office/word/2010/wordml" xmlns:w15="http://schemas.microsoft.com/office/word/2012/wordml" xmlns:w16cex="http://schemas.microsoft.com/office/word/2018/wordml/cex" xmlns:w16cid="http://schemas.microsoft.com/office/word/2016/wordml/cid" xmlns:w16="http://schemas.microsoft.com/office/word/2018/wordml" xmlns:w16du="http://schemas.microsoft.com/office/word/2023/wordml/word16du" xmlns:w16sdtdh="http://schemas.microsoft.com/office/word/2020/wordml/sdtdatahash" xmlns:w16sdtfl="http://schemas.microsoft.com/office/word/2024/wordml/sdtformatlock" xmlns:w16se="http://schemas.microsoft.com/office/word/2015/wordml/symex" xmlns:wpg="http://schemas.microsoft.com/office/word/2010/wordprocessingGroup" xmlns:wpi="http://schemas.microsoft.com/office/word/2010/wordprocessingInk" xmlns:wne="http://schemas.microsoft.com/office/word/2006/wordml" xmlns:wps="http://schemas.microsoft.com/office/word/2010/wordprocessingShape" mc:Ignorable="w14 w15 w16se w16cid w16 w16cex w16sdtdh w16sdtfl w16du wp14">
+  <w:p>
+    <w:pPr>
+      <w:pStyle w:val="Footer"/>
+    </w:pPr>
+  </w:p>
+</w:ftr>
+</file>
+
+<file path=word/footer2.xml><?xml version="1.0" encoding="utf-8"?>
+<w:ftr xmlns:wpc="http://schemas.microsoft.com/office/word/2010/wordprocessingCanvas" xmlns:cx="http://schemas.microsoft.com/office/drawing/2014/chartex" xmlns:cx1="http://schemas.microsoft.com/office/drawing/2015/9/8/chartex" xmlns:cx2="http://schemas.microsoft.com/office/drawing/2015/10/21/chartex" xmlns:cx3="http://schemas.microsoft.com/office/drawing/2016/5/9/chartex" xmlns:cx4="http://schemas.microsoft.com/office/drawing/2016/5/10/chartex" xmlns:cx5="http://schemas.microsoft.com/office/drawing/2016/5/11/chartex" xmlns:cx6="http://schemas.microsoft.com/office/drawing/2016/5/12/chartex" xmlns:cx7="http://schemas.microsoft.com/office/drawing/2016/5/13/chartex" xmlns:cx8="http://schemas.microsoft.com/office/drawing/2016/5/14/chartex" xmlns:mc="http://schemas.openxmlformats.org/markup-compatibility/2006" xmlns:aink="http://schemas.microsoft.com/office/drawing/2016/ink" xmlns:am3d="http://schemas.microsoft.com/office/drawing/2017/model3d" xmlns:o="urn:schemas-microsoft-com:office:office" xmlns:oel="http://schemas.microsoft.com/office/2019/extlst" xmlns:r="http://schemas.openxmlformats.org/officeDocument/2006/relationships" xmlns:m="http://schemas.openxmlformats.org/officeDocument/2006/math" xmlns:v="urn:schemas-microsoft-com:vml" xmlns:wp14="http://schemas.microsoft.com/office/word/2010/wordprocessingDrawing" xmlns:wp="http://schemas.openxmlformats.org/drawingml/2006/wordprocessingDrawing" xmlns:w10="urn:schemas-microsoft-com:office:word" xmlns:w="http://schemas.openxmlformats.org/wordprocessingml/2006/main" xmlns:w14="http://schemas.microsoft.com/office/word/2010/wordml" xmlns:w15="http://schemas.microsoft.com/office/word/2012/wordml" xmlns:w16cex="http://schemas.microsoft.com/office/word/2018/wordml/cex" xmlns:w16cid="http://schemas.microsoft.com/office/word/2016/wordml/cid" xmlns:w16="http://schemas.microsoft.com/office/word/2018/wordml" xmlns:w16du="http://schemas.microsoft.com/office/word/2023/wordml/word16du" xmlns:w16sdtdh="http://schemas.microsoft.com/office/word/2020/wordml/sdtdatahash" xmlns:w16sdtfl="http://schemas.microsoft.com/office/word/2024/wordml/sdtformatlock" xmlns:w16se="http://schemas.microsoft.com/office/word/2015/wordml/symex" xmlns:wpg="http://schemas.microsoft.com/office/word/2010/wordprocessingGroup" xmlns:wpi="http://schemas.microsoft.com/office/word/2010/wordprocessingInk" xmlns:wne="http://schemas.microsoft.com/office/word/2006/wordml" xmlns:wps="http://schemas.microsoft.com/office/word/2010/wordprocessingShape" mc:Ignorable="w14 w15 w16se w16cid w16 w16cex w16sdtdh w16sdtfl w16du wp14">
+  <w:p>
+    <w:pPr>
+      <w:pStyle w:val="Footer"/>
+    </w:pPr>
+  </w:p>
+</w:ftr>
+</file>
+
+<file path=word/footer3.xml><?xml version="1.0" encoding="utf-8"?>
+<w:ftr xmlns:wpc="http://schemas.microsoft.com/office/word/2010/wordprocessingCanvas" xmlns:cx="http://schemas.microsoft.com/office/drawing/2014/chartex" xmlns:cx1="http://schemas.microsoft.com/office/drawing/2015/9/8/chartex" xmlns:cx2="http://schemas.microsoft.com/office/drawing/2015/10/21/chartex" xmlns:cx3="http://schemas.microsoft.com/office/drawing/2016/5/9/chartex" xmlns:cx4="http://schemas.microsoft.com/office/drawing/2016/5/10/chartex" xmlns:cx5="http://schemas.microsoft.com/office/drawing/2016/5/11/chartex" xmlns:cx6="http://schemas.microsoft.com/office/drawing/2016/5/12/chartex" xmlns:cx7="http://schemas.microsoft.com/office/drawing/2016/5/13/chartex" xmlns:cx8="http://schemas.microsoft.com/office/drawing/2016/5/14/chartex" xmlns:mc="http://schemas.openxmlformats.org/markup-compatibility/2006" xmlns:aink="http://schemas.microsoft.com/office/drawing/2016/ink" xmlns:am3d="http://schemas.microsoft.com/office/drawing/2017/model3d" xmlns:o="urn:schemas-microsoft-com:office:office" xmlns:oel="http://schemas.microsoft.com/office/2019/extlst" xmlns:r="http://schemas.openxmlformats.org/officeDocument/2006/relationships" xmlns:m="http://schemas.openxmlformats.org/officeDocument/2006/math" xmlns:v="urn:schemas-microsoft-com:vml" xmlns:wp14="http://schemas.microsoft.com/office/word/2010/wordprocessingDrawing" xmlns:wp="http://schemas.openxmlformats.org/drawingml/2006/wordprocessingDrawing" xmlns:w10="urn:schemas-microsoft-com:office:word" xmlns:w="http://schemas.openxmlformats.org/wordprocessingml/2006/main" xmlns:w14="http://schemas.microsoft.com/office/word/2010/wordml" xmlns:w15="http://schemas.microsoft.com/office/word/2012/wordml" xmlns:w16cex="http://schemas.microsoft.com/office/word/2018/wordml/cex" xmlns:w16cid="http://schemas.microsoft.com/office/word/2016/wordml/cid" xmlns:w16="http://schemas.microsoft.com/office/word/2018/wordml" xmlns:w16du="http://schemas.microsoft.com/office/word/2023/wordml/word16du" xmlns:w16sdtdh="http://schemas.microsoft.com/office/word/2020/wordml/sdtdatahash" xmlns:w16sdtfl="http://schemas.microsoft.com/office/word/2024/wordml/sdtformatlock" xmlns:w16se="http://schemas.microsoft.com/office/word/2015/wordml/symex" xmlns:wpg="http://schemas.microsoft.com/office/word/2010/wordprocessingGroup" xmlns:wpi="http://schemas.microsoft.com/office/word/2010/wordprocessingInk" xmlns:wne="http://schemas.microsoft.com/office/word/2006/wordml" xmlns:wps="http://schemas.microsoft.com/office/word/2010/wordprocessingShape" mc:Ignorable="w14 w15 w16se w16cid w16 w16cex w16sdtdh w16sdtfl w16du wp14">
+  <w:p>
+    <w:pPr>
+      <w:pStyle w:val="Footer"/>
+    </w:pPr>
+  </w:p>
+</w:ftr>
+</file>
+
+<file path=word/footnotes.xml><?xml version="1.0" encoding="utf-8"?>
+<w:footnotes xmlns:wpc="http://schemas.microsoft.com/office/word/2010/wordprocessingCanvas" xmlns:cx="http://schemas.microsoft.com/office/drawing/2014/chartex" xmlns:cx1="http://schemas.microsoft.com/office/drawing/2015/9/8/chartex" xmlns:cx2="http://schemas.microsoft.com/office/drawing/2015/10/21/chartex" xmlns:cx3="http://schemas.microsoft.com/office/drawing/2016/5/9/chartex" xmlns:cx4="http://schemas.microsoft.com/office/drawing/2016/5/10/chartex" xmlns:cx5="http://schemas.microsoft.com/office/drawing/2016/5/11/chartex" xmlns:cx6="http://schemas.microsoft.com/office/drawing/2016/5/12/chartex" xmlns:cx7="http://schemas.microsoft.com/office/drawing/2016/5/13/chartex" xmlns:cx8="http://schemas.microsoft.com/office/drawing/2016/5/14/chartex" xmlns:mc="http://schemas.openxmlformats.org/markup-compatibility/2006" xmlns:aink="http://schemas.microsoft.com/office/drawing/2016/ink" xmlns:am3d="http://schemas.microsoft.com/office/drawing/2017/model3d" xmlns:o="urn:schemas-microsoft-com:office:office" xmlns:oel="http://schemas.microsoft.com/office/2019/extlst" xmlns:r="http://schemas.openxmlformats.org/officeDocument/2006/relationships" xmlns:m="http://schemas.openxmlformats.org/officeDocument/2006/math" xmlns:v="urn:schemas-microsoft-com:vml" xmlns:wp14="http://schemas.microsoft.com/office/word/2010/wordprocessingDrawing" xmlns:wp="http://schemas.openxmlformats.org/drawingml/2006/wordprocessingDrawing" xmlns:w10="urn:schemas-microsoft-com:office:word" xmlns:w="http://schemas.openxmlformats.org/wordprocessingml/2006/main" xmlns:w14="http://schemas.microsoft.com/office/word/2010/wordml" xmlns:w15="http://schemas.microsoft.com/office/word/2012/wordml" xmlns:w16cex="http://schemas.microsoft.com/office/word/2018/wordml/cex" xmlns:w16cid="http://schemas.microsoft.com/office/word/2016/wordml/cid" xmlns:w16="http://schemas.microsoft.com/office/word/2018/wordml" xmlns:w16du="http://schemas.microsoft.com/office/word/2023/wordml/word16du" xmlns:w16sdtdh="http://schemas.microsoft.com/office/word/2020/wordml/sdtdatahash" xmlns:w16sdtfl="http://schemas.microsoft.com/office/word/2024/wordml/sdtformatlock" xmlns:w16se="http://schemas.microsoft.com/office/word/2015/wordml/symex" xmlns:wpg="http://schemas.microsoft.com/office/word/2010/wordprocessingGroup" xmlns:wpi="http://schemas.microsoft.com/office/word/2010/wordprocessingInk" xmlns:wne="http://schemas.microsoft.com/office/word/2006/wordml" xmlns:wps="http://schemas.microsoft.com/office/word/2010/wordprocessingShape" mc:Ignorable="w14 w15 w16se w16cid w16 w16cex w16sdtdh w16sdtfl w16du wp14">
+  <w:footnote w:type="separator" w:id="-1">
+    <w:p>
+      <w:pPr>
+        <w:spacing w:after="0" w:line="240" w:lineRule="auto"/>
+      </w:pPr>
+      <w:r>
+        <w:separator/>
+      </w:r>
+    </w:p>
+  </w:footnote>
+  <w:footnote w:type="continuationSeparator" w:id="0">
+    <w:p>
+      <w:pPr>
+        <w:spacing w:after="0" w:line="240" w:lineRule="auto"/>
+      </w:pPr>
+      <w:r>
+        <w:continuationSeparator/>
+      </w:r>
+    </w:p>
+  </w:footnote>
+</w:footnotes>
+</file>
+
+<file path=word/header1.xml><?xml version="1.0" encoding="utf-8"?>
+<w:hdr xmlns:wpc="http://schemas.microsoft.com/office/word/2010/wordprocessingCanvas" xmlns:cx="http://schemas.microsoft.com/office/drawing/2014/chartex" xmlns:cx1="http://schemas.microsoft.com/office/drawing/2015/9/8/chartex" xmlns:cx2="http://schemas.microsoft.com/office/drawing/2015/10/21/chartex" xmlns:cx3="http://schemas.microsoft.com/office/drawing/2016/5/9/chartex" xmlns:cx4="http://schemas.microsoft.com/office/drawing/2016/5/10/chartex" xmlns:cx5="http://schemas.microsoft.com/office/drawing/2016/5/11/chartex" xmlns:cx6="http://schemas.microsoft.com/office/drawing/2016/5/12/chartex" xmlns:cx7="http://schemas.microsoft.com/office/drawing/2016/5/13/chartex" xmlns:cx8="http://schemas.microsoft.com/office/drawing/2016/5/14/chartex" xmlns:mc="http://schemas.openxmlformats.org/markup-compatibility/2006" xmlns:aink="http://schemas.microsoft.com/office/drawing/2016/ink" xmlns:am3d="http://schemas.microsoft.com/office/drawing/2017/model3d" xmlns:o="urn:schemas-microsoft-com:office:office" xmlns:oel="http://schemas.microsoft.com/office/2019/extlst" xmlns:r="http://schemas.openxmlformats.org/officeDocument/2006/relationships" xmlns:m="http://schemas.openxmlformats.org/officeDocument/2006/math" xmlns:v="urn:schemas-microsoft-com:vml" xmlns:wp14="http://schemas.microsoft.com/office/word/2010/wordprocessingDrawing" xmlns:wp="http://schemas.openxmlformats.org/drawingml/2006/wordprocessingDrawing" xmlns:w10="urn:schemas-microsoft-com:office:word" xmlns:w="http://schemas.openxmlformats.org/wordprocessingml/2006/main" xmlns:w14="http://schemas.microsoft.com/office/word/2010/wordml" xmlns:w15="http://schemas.microsoft.com/office/word/2012/wordml" xmlns:w16cex="http://schemas.microsoft.com/office/word/2018/wordml/cex" xmlns:w16cid="http://schemas.microsoft.com/office/word/2016/wordml/cid" xmlns:w16="http://schemas.microsoft.com/office/word/2018/wordml" xmlns:w16du="http://schemas.microsoft.com/office/word/2023/wordml/word16du" xmlns:w16sdtdh="http://schemas.microsoft.com/office/word/2020/wordml/sdtdatahash" xmlns:w16sdtfl="http://schemas.microsoft.com/office/word/2024/wordml/sdtformatlock" xmlns:w16se="http://schemas.microsoft.com/office/word/2015/wordml/symex" xmlns:wpg="http://schemas.microsoft.com/office/word/2010/wordprocessingGroup" xmlns:wpi="http://schemas.microsoft.com/office/word/2010/wordprocessingInk" xmlns:wne="http://schemas.microsoft.com/office/word/2006/wordml" xmlns:wps="http://schemas.microsoft.com/office/word/2010/wordprocessingShape" mc:Ignorable="w14 w15 w16se w16cid w16 w16cex w16sdtdh w16sdtfl w16du wp14">
+  <w:p>
+    <w:pPr>
+      <w:pStyle w:val="Header"/>
+    </w:pPr>
+    <w:r>
+      <w:rPr>
+        <w:noProof/>
+      </w:rPr>
+      <w:pict w14:anchorId="536C6B96">
+        <v:shapetype id="_x0000_t136" coordsize="21600,21600" o:spt="136" adj="10800" path="m@7,l@8,m@5,21600l@6,21600e">
+          <v:formulas>
+            <v:f eqn="sum #0 0 10800"/>
+            <v:f eqn="prod #0 2 1"/>
+            <v:f eqn="sum 21600 0 @1"/>
+            <v:f eqn="sum 0 0 @2"/>
+            <v:f eqn="sum 21600 0 @3"/>
+            <v:f eqn="if @0 @3 0"/>
+            <v:f eqn="if @0 21600 @1"/>
+            <v:f eqn="if @0 0 @2"/>
+            <v:f eqn="if @0 @4 21600"/>
+            <v:f eqn="mid @5 @6"/>
+            <v:f eqn="mid @8 @5"/>
+            <v:f eqn="mid @7 @8"/>
+            <v:f eqn="mid @6 @7"/>
+            <v:f eqn="sum @6 0 @5"/>
+          </v:formulas>
+          <v:path textpathok="t" o:connecttype="custom" o:connectlocs="@9,0;@10,10800;@11,21600;@12,10800" o:connectangles="270,180,90,0"/>
+          <v:textpath on="t" fitshape="t"/>
+          <v:handles>
+            <v:h position="#0,bottomRight" xrange="6629,14971"/>
+          </v:handles>
+          <o:lock v:ext="edit" text="t" shapetype="t"/>
+        </v:shapetype>
+        <v:shape id="PowerPlusWaterMarkObject209251219" o:spid="_x0000_s1026" type="#_x0000_t136" style="position:absolute;margin-left:0;margin-top:0;width:489.45pt;height:146.8pt;rotation:315;z-index:-251655168;mso-position-horizontal:center;mso-position-horizontal-relative:margin;mso-position-vertical:center;mso-position-vertical-relative:margin" o:allowincell="f" fillcolor="silver" stroked="f">
+          <v:fill opacity=".5"/>
+          <v:textpath style="font-family:&quot;Calibri&quot;;font-size:1pt" string="2400030361"/>
+        </v:shape>
+      </w:pict>
+    </w:r>
+  </w:p>
+</w:hdr>
+</file>
+
+<file path=word/header2.xml><?xml version="1.0" encoding="utf-8"?>
+<w:hdr xmlns:wpc="http://schemas.microsoft.com/office/word/2010/wordprocessingCanvas" xmlns:cx="http://schemas.microsoft.com/office/drawing/2014/chartex" xmlns:cx1="http://schemas.microsoft.com/office/drawing/2015/9/8/chartex" xmlns:cx2="http://schemas.microsoft.com/office/drawing/2015/10/21/chartex" xmlns:cx3="http://schemas.microsoft.com/office/drawing/2016/5/9/chartex" xmlns:cx4="http://schemas.microsoft.com/office/drawing/2016/5/10/chartex" xmlns:cx5="http://schemas.microsoft.com/office/drawing/2016/5/11/chartex" xmlns:cx6="http://schemas.microsoft.com/office/drawing/2016/5/12/chartex" xmlns:cx7="http://schemas.microsoft.com/office/drawing/2016/5/13/chartex" xmlns:cx8="http://schemas.microsoft.com/office/drawing/2016/5/14/chartex" xmlns:mc="http://schemas.openxmlformats.org/markup-compatibility/2006" xmlns:aink="http://schemas.microsoft.com/office/drawing/2016/ink" xmlns:am3d="http://schemas.microsoft.com/office/drawing/2017/model3d" xmlns:o="urn:schemas-microsoft-com:office:office" xmlns:oel="http://schemas.microsoft.com/office/2019/extlst" xmlns:r="http://schemas.openxmlformats.org/officeDocument/2006/relationships" xmlns:m="http://schemas.openxmlformats.org/officeDocument/2006/math" xmlns:v="urn:schemas-microsoft-com:vml" xmlns:wp14="http://schemas.microsoft.com/office/word/2010/wordprocessingDrawing" xmlns:wp="http://schemas.openxmlformats.org/drawingml/2006/wordprocessingDrawing" xmlns:w10="urn:schemas-microsoft-com:office:word" xmlns:w="http://schemas.openxmlformats.org/wordprocessingml/2006/main" xmlns:w14="http://schemas.microsoft.com/office/word/2010/wordml" xmlns:w15="http://schemas.microsoft.com/office/word/2012/wordml" xmlns:w16cex="http://schemas.microsoft.com/office/word/2018/wordml/cex" xmlns:w16cid="http://schemas.microsoft.com/office/word/2016/wordml/cid" xmlns:w16="http://schemas.microsoft.com/office/word/2018/wordml" xmlns:w16du="http://schemas.microsoft.com/office/word/2023/wordml/word16du" xmlns:w16sdtdh="http://schemas.microsoft.com/office/word/2020/wordml/sdtdatahash" xmlns:w16sdtfl="http://schemas.microsoft.com/office/word/2024/wordml/sdtformatlock" xmlns:w16se="http://schemas.microsoft.com/office/word/2015/wordml/symex" xmlns:wpg="http://schemas.microsoft.com/office/word/2010/wordprocessingGroup" xmlns:wpi="http://schemas.microsoft.com/office/word/2010/wordprocessingInk" xmlns:wne="http://schemas.microsoft.com/office/word/2006/wordml" xmlns:wps="http://schemas.microsoft.com/office/word/2010/wordprocessingShape" mc:Ignorable="w14 w15 w16se w16cid w16 w16cex w16sdtdh w16sdtfl w16du wp14">
+  <w:p>
+    <w:pPr>
+      <w:pStyle w:val="Header"/>
+    </w:pPr>
+    <w:r>
+      <w:rPr>
+        <w:noProof/>
+      </w:rPr>
+      <w:pict w14:anchorId="656E9049">
+        <v:shapetype id="_x0000_t136" coordsize="21600,21600" o:spt="136" adj="10800" path="m@7,l@8,m@5,21600l@6,21600e">
+          <v:formulas>
+            <v:f eqn="sum #0 0 10800"/>
+            <v:f eqn="prod #0 2 1"/>
+            <v:f eqn="sum 21600 0 @1"/>
+            <v:f eqn="sum 0 0 @2"/>
+            <v:f eqn="sum 21600 0 @3"/>
+            <v:f eqn="if @0 @3 0"/>
+            <v:f eqn="if @0 21600 @1"/>
+            <v:f eqn="if @0 0 @2"/>
+            <v:f eqn="if @0 @4 21600"/>
+            <v:f eqn="mid @5 @6"/>
+            <v:f eqn="mid @8 @5"/>
+            <v:f eqn="mid @7 @8"/>
+            <v:f eqn="mid @6 @7"/>
+            <v:f eqn="sum @6 0 @5"/>
+          </v:formulas>
+          <v:path textpathok="t" o:connecttype="custom" o:connectlocs="@9,0;@10,10800;@11,21600;@12,10800" o:connectangles="270,180,90,0"/>
+          <v:textpath on="t" fitshape="t"/>
+          <v:handles>
+            <v:h position="#0,bottomRight" xrange="6629,14971"/>
+          </v:handles>
+          <o:lock v:ext="edit" text="t" shapetype="t"/>
+        </v:shapetype>
+        <v:shape id="PowerPlusWaterMarkObject209251220" o:spid="_x0000_s1027" type="#_x0000_t136" style="position:absolute;margin-left:0;margin-top:0;width:489.45pt;height:146.8pt;rotation:315;z-index:-251653120;mso-position-horizontal:center;mso-position-horizontal-relative:margin;mso-position-vertical:center;mso-position-vertical-relative:margin" o:allowincell="f" fillcolor="silver" stroked="f">
+          <v:fill opacity=".5"/>
+          <v:textpath style="font-family:&quot;Calibri&quot;;font-size:1pt" string="2400030361"/>
+        </v:shape>
+      </w:pict>
+    </w:r>
+  </w:p>
+</w:hdr>
+</file>
+
+<file path=word/header3.xml><?xml version="1.0" encoding="utf-8"?>
+<w:hdr xmlns:wpc="http://schemas.microsoft.com/office/word/2010/wordprocessingCanvas" xmlns:cx="http://schemas.microsoft.com/office/drawing/2014/chartex" xmlns:cx1="http://schemas.microsoft.com/office/drawing/2015/9/8/chartex" xmlns:cx2="http://schemas.microsoft.com/office/drawing/2015/10/21/chartex" xmlns:cx3="http://schemas.microsoft.com/office/drawing/2016/5/9/chartex" xmlns:cx4="http://schemas.microsoft.com/office/drawing/2016/5/10/chartex" xmlns:cx5="http://schemas.microsoft.com/office/drawing/2016/5/11/chartex" xmlns:cx6="http://schemas.microsoft.com/office/drawing/2016/5/12/chartex" xmlns:cx7="http://schemas.microsoft.com/office/drawing/2016/5/13/chartex" xmlns:cx8="http://schemas.microsoft.com/office/drawing/2016/5/14/chartex" xmlns:mc="http://schemas.openxmlformats.org/markup-compatibility/2006" xmlns:aink="http://schemas.microsoft.com/office/drawing/2016/ink" xmlns:am3d="http://schemas.microsoft.com/office/drawing/2017/model3d" xmlns:o="urn:schemas-microsoft-com:office:office" xmlns:oel="http://schemas.microsoft.com/office/2019/extlst" xmlns:r="http://schemas.openxmlformats.org/officeDocument/2006/relationships" xmlns:m="http://schemas.openxmlformats.org/officeDocument/2006/math" xmlns:v="urn:schemas-microsoft-com:vml" xmlns:wp14="http://schemas.microsoft.com/office/word/2010/wordprocessingDrawing" xmlns:wp="http://schemas.openxmlformats.org/drawingml/2006/wordprocessingDrawing" xmlns:w10="urn:schemas-microsoft-com:office:word" xmlns:w="http://schemas.openxmlformats.org/wordprocessingml/2006/main" xmlns:w14="http://schemas.microsoft.com/office/word/2010/wordml" xmlns:w15="http://schemas.microsoft.com/office/word/2012/wordml" xmlns:w16cex="http://schemas.microsoft.com/office/word/2018/wordml/cex" xmlns:w16cid="http://schemas.microsoft.com/office/word/2016/wordml/cid" xmlns:w16="http://schemas.microsoft.com/office/word/2018/wordml" xmlns:w16du="http://schemas.microsoft.com/office/word/2023/wordml/word16du" xmlns:w16sdtdh="http://schemas.microsoft.com/office/word/2020/wordml/sdtdatahash" xmlns:w16sdtfl="http://schemas.microsoft.com/office/word/2024/wordml/sdtformatlock" xmlns:w16se="http://schemas.microsoft.com/office/word/2015/wordml/symex" xmlns:wpg="http://schemas.microsoft.com/office/word/2010/wordprocessingGroup" xmlns:wpi="http://schemas.microsoft.com/office/word/2010/wordprocessingInk" xmlns:wne="http://schemas.microsoft.com/office/word/2006/wordml" xmlns:wps="http://schemas.microsoft.com/office/word/2010/wordprocessingShape" mc:Ignorable="w14 w15 w16se w16cid w16 w16cex w16sdtdh w16sdtfl w16du wp14">
+  <w:p>
+    <w:pPr>
+      <w:pStyle w:val="Header"/>
+    </w:pPr>
+    <w:r>
+      <w:rPr>
+        <w:noProof/>
+      </w:rPr>
+      <w:pict w14:anchorId="15FDA171">
+        <v:shapetype id="_x0000_t136" coordsize="21600,21600" o:spt="136" adj="10800" path="m@7,l@8,m@5,21600l@6,21600e">
+          <v:formulas>
+            <v:f eqn="sum #0 0 10800"/>
+            <v:f eqn="prod #0 2 1"/>
+            <v:f eqn="sum 21600 0 @1"/>
+            <v:f eqn="sum 0 0 @2"/>
+            <v:f eqn="sum 21600 0 @3"/>
+            <v:f eqn="if @0 @3 0"/>
+            <v:f eqn="if @0 21600 @1"/>
+            <v:f eqn="if @0 0 @2"/>
+            <v:f eqn="if @0 @4 21600"/>
+            <v:f eqn="mid @5 @6"/>
+            <v:f eqn="mid @8 @5"/>
+            <v:f eqn="mid @7 @8"/>
+            <v:f eqn="mid @6 @7"/>
+            <v:f eqn="sum @6 0 @5"/>
+          </v:formulas>
+          <v:path textpathok="t" o:connecttype="custom" o:connectlocs="@9,0;@10,10800;@11,21600;@12,10800" o:connectangles="270,180,90,0"/>
+          <v:textpath on="t" fitshape="t"/>
+          <v:handles>
+            <v:h position="#0,bottomRight" xrange="6629,14971"/>
+          </v:handles>
+          <o:lock v:ext="edit" text="t" shapetype="t"/>
+        </v:shapetype>
+        <v:shape id="PowerPlusWaterMarkObject209251218" o:spid="_x0000_s1025" type="#_x0000_t136" style="position:absolute;margin-left:0;margin-top:0;width:489.45pt;height:146.8pt;rotation:315;z-index:-251657216;mso-position-horizontal:center;mso-position-horizontal-relative:margin;mso-position-vertical:center;mso-position-vertical-relative:margin" o:allowincell="f" fillcolor="silver" stroked="f">
+          <v:fill opacity=".5"/>
+          <v:textpath style="font-family:&quot;Calibri&quot;;font-size:1pt" string="2400030361"/>
+        </v:shape>
+      </w:pict>
+    </w:r>
+  </w:p>
+</w:hdr>
 </file>
 
 <file path=word/styles.xml><?xml version="1.0" encoding="utf-8"?>
@@ -1375,6 +1604,50 @@
       <w:shd w:val="clear" w:color="auto" w:fill="E1DFDD"/>
     </w:rPr>
   </w:style>
+  <w:style w:type="paragraph" w:styleId="Header">
+    <w:name w:val="header"/>
+    <w:basedOn w:val="Normal"/>
+    <w:link w:val="HeaderChar"/>
+    <w:uiPriority w:val="99"/>
+    <w:unhideWhenUsed/>
+    <w:rsid w:val="00EB3325"/>
+    <w:pPr>
+      <w:tabs>
+        <w:tab w:val="center" w:pos="4513"/>
+        <w:tab w:val="right" w:pos="9026"/>
+      </w:tabs>
+      <w:spacing w:after="0" w:line="240" w:lineRule="auto"/>
+    </w:pPr>
+  </w:style>
+  <w:style w:type="character" w:customStyle="1" w:styleId="HeaderChar">
+    <w:name w:val="Header Char"/>
+    <w:basedOn w:val="DefaultParagraphFont"/>
+    <w:link w:val="Header"/>
+    <w:uiPriority w:val="99"/>
+    <w:rsid w:val="00EB3325"/>
+  </w:style>
+  <w:style w:type="paragraph" w:styleId="Footer">
+    <w:name w:val="footer"/>
+    <w:basedOn w:val="Normal"/>
+    <w:link w:val="FooterChar"/>
+    <w:uiPriority w:val="99"/>
+    <w:unhideWhenUsed/>
+    <w:rsid w:val="00EB3325"/>
+    <w:pPr>
+      <w:tabs>
+        <w:tab w:val="center" w:pos="4513"/>
+        <w:tab w:val="right" w:pos="9026"/>
+      </w:tabs>
+      <w:spacing w:after="0" w:line="240" w:lineRule="auto"/>
+    </w:pPr>
+  </w:style>
+  <w:style w:type="character" w:customStyle="1" w:styleId="FooterChar">
+    <w:name w:val="Footer Char"/>
+    <w:basedOn w:val="DefaultParagraphFont"/>
+    <w:link w:val="Footer"/>
+    <w:uiPriority w:val="99"/>
+    <w:rsid w:val="00EB3325"/>
+  </w:style>
 </w:styles>
 </file>
 
